--- a/examples/projects/dr_timbo/reports/Dr_Timbo_Borehole_Completion_Report.docx
+++ b/examples/projects/dr_timbo/reports/Dr_Timbo_Borehole_Completion_Report.docx
@@ -123,6 +123,44 @@
     </w:p>
     <w:p>
       <w:pPr>
+        <w:jc w:val="center"/>
+      </w:pPr>
+      <w:r>
+        <w:rPr>
+          <w:b/>
+          <w:color w:val="B23A2E"/>
+          <w:sz w:val="26"/>
+        </w:rPr>
+        <w:t>PROVISIONAL - NOT FOR CERTIFICATION</w:t>
+      </w:r>
+    </w:p>
+    <w:p>
+      <w:pPr>
+        <w:jc w:val="both"/>
+      </w:pPr>
+      <w:r>
+        <w:rPr>
+          <w:b w:val="0"/>
+          <w:i/>
+        </w:rPr>
+        <w:t>This report rests on incomplete results. The following requirements for certification are outstanding.</w:t>
+      </w:r>
+    </w:p>
+    <w:p>
+      <w:pPr>
+        <w:pStyle w:val="ListBullet"/>
+      </w:pPr>
+      <w:r>
+        <w:t>Site position: No GPS position is recorded on any sheet in this project. A borehole that cannot be found again on the ground cannot be certified, revisited or maintained.</w:t>
+      </w:r>
+    </w:p>
+    <w:p>
+      <w:r>
+        <w:br w:type="page"/>
+      </w:r>
+    </w:p>
+    <w:p>
+      <w:pPr>
         <w:pStyle w:val="Heading1"/>
       </w:pPr>
       <w:r>
@@ -238,7 +276,7 @@
           <w:b w:val="0"/>
           <w:i w:val="0"/>
         </w:rPr>
-        <w:t>The site is at Dr. Timbo's Residence, Western Area Rural district, 8.32600 N, 13.09910 W.</w:t>
+        <w:t>The site is recorded as Dr. Timbo's Residence, Western Area Rural district. No GPS position is recorded for it, so the maps below cover Western Area Rural district rather than the borehole itself and carry no site marker. Record the position on the field sheet and reissue this report: a borehole that cannot be found again on the ground cannot be revisited or maintained.</w:t>
       </w:r>
     </w:p>
     <w:p>
@@ -289,7 +327,7 @@
           <w:b/>
           <w:sz w:val="18"/>
         </w:rPr>
-        <w:t>Figure 1. Location of Dr. Timbo's Residence. Boundaries from geoBoundaries (CC BY 4.0).</w:t>
+        <w:t>Figure 1. Location of Western Area Rural district. Boundaries from geoBoundaries (CC BY 4.0).</w:t>
       </w:r>
     </w:p>
     <w:p>
@@ -2449,7 +2487,7 @@
               <w:rPr>
                 <w:sz w:val="19"/>
               </w:rPr>
-              <w:t>3-12 m</w:t>
+              <w:t>6-12 m</w:t>
             </w:r>
           </w:p>
         </w:tc>
@@ -2479,7 +2517,7 @@
               <w:rPr>
                 <w:sz w:val="19"/>
               </w:rPr>
-              <w:t>0-3 m cement grout</w:t>
+              <w:t>0-6 m cement grout</w:t>
             </w:r>
           </w:p>
         </w:tc>
@@ -2665,7 +2703,7 @@
         <w:pStyle w:val="ListBullet"/>
       </w:pPr>
       <w:r>
-        <w:t>cement sanitary seal from surface to 3 m with concrete apron with drainage channel and soakaway</w:t>
+        <w:t>cement sanitary seal from surface to 6 m with concrete apron with drainage channel and soakaway</w:t>
       </w:r>
     </w:p>
     <w:p>

--- a/examples/projects/dr_timbo/reports/Dr_Timbo_Borehole_Completion_Report.docx
+++ b/examples/projects/dr_timbo/reports/Dr_Timbo_Borehole_Completion_Report.docx
@@ -144,6 +144,14 @@
           <w:i/>
         </w:rPr>
         <w:t>This report rests on incomplete results. The following requirements for certification are outstanding.</w:t>
+      </w:r>
+    </w:p>
+    <w:p>
+      <w:pPr>
+        <w:pStyle w:val="ListBullet"/>
+      </w:pPr>
+      <w:r>
+        <w:t>Field data: Readings that were never measured are in this project: dr_timbo_water_quality.xlsx. The values in that file were invented to demonstrate the toolkit, so no result derived from them describes anything that was sampled.</w:t>
       </w:r>
     </w:p>
     <w:p>

--- a/examples/projects/dr_timbo/reports/Dr_Timbo_Borehole_Completion_Report.docx
+++ b/examples/projects/dr_timbo/reports/Dr_Timbo_Borehole_Completion_Report.docx
@@ -294,8 +294,59 @@
       <w:r>
         <w:drawing>
           <wp:inline xmlns:a="http://schemas.openxmlformats.org/drawingml/2006/main" xmlns:pic="http://schemas.openxmlformats.org/drawingml/2006/picture">
+            <wp:extent cx="5040000" cy="4712835"/>
+            <wp:docPr id="1" name="Picture 1"/>
+            <wp:cNvGraphicFramePr>
+              <a:graphicFrameLocks noChangeAspect="1"/>
+            </wp:cNvGraphicFramePr>
+            <a:graphic>
+              <a:graphicData uri="http://schemas.openxmlformats.org/drawingml/2006/picture">
+                <pic:pic>
+                  <pic:nvPicPr>
+                    <pic:cNvPr id="0" name="study_area_map_8p3260_13p0991.png"/>
+                    <pic:cNvPicPr/>
+                  </pic:nvPicPr>
+                  <pic:blipFill>
+                    <a:blip r:embed="rId10"/>
+                    <a:stretch>
+                      <a:fillRect/>
+                    </a:stretch>
+                  </pic:blipFill>
+                  <pic:spPr>
+                    <a:xfrm>
+                      <a:off x="0" y="0"/>
+                      <a:ext cx="5040000" cy="4712835"/>
+                    </a:xfrm>
+                    <a:prstGeom prst="rect"/>
+                  </pic:spPr>
+                </pic:pic>
+              </a:graphicData>
+            </a:graphic>
+          </wp:inline>
+        </w:drawing>
+      </w:r>
+    </w:p>
+    <w:p>
+      <w:pPr>
+        <w:jc w:val="center"/>
+      </w:pPr>
+      <w:r>
+        <w:rPr>
+          <w:b/>
+          <w:sz w:val="18"/>
+        </w:rPr>
+        <w:t>Figure 1. Study area at Western Area Rural district, with its location in Sierra Leone inset. Boundaries from geoBoundaries (CC BY 4.0).</w:t>
+      </w:r>
+    </w:p>
+    <w:p>
+      <w:pPr>
+        <w:jc w:val="center"/>
+      </w:pPr>
+      <w:r>
+        <w:drawing>
+          <wp:inline xmlns:a="http://schemas.openxmlformats.org/drawingml/2006/main" xmlns:pic="http://schemas.openxmlformats.org/drawingml/2006/picture">
             <wp:extent cx="5040000" cy="4627023"/>
-            <wp:docPr id="1" name="Picture 1"/>
+            <wp:docPr id="2" name="Picture 2"/>
             <wp:cNvGraphicFramePr>
               <a:graphicFrameLocks noChangeAspect="1"/>
             </wp:cNvGraphicFramePr>
@@ -307,7 +358,7 @@
                     <pic:cNvPicPr/>
                   </pic:nvPicPr>
                   <pic:blipFill>
-                    <a:blip r:embed="rId10"/>
+                    <a:blip r:embed="rId11"/>
                     <a:stretch>
                       <a:fillRect/>
                     </a:stretch>
@@ -335,7 +386,7 @@
           <w:b/>
           <w:sz w:val="18"/>
         </w:rPr>
-        <w:t>Figure 1. Location of Western Area Rural district. Boundaries from geoBoundaries (CC BY 4.0).</w:t>
+        <w:t>Figure 2. Location of Western Area Rural district. Boundaries from geoBoundaries (CC BY 4.0).</w:t>
       </w:r>
     </w:p>
     <w:p>
@@ -2630,7 +2681,7 @@
         <w:drawing>
           <wp:inline xmlns:a="http://schemas.openxmlformats.org/drawingml/2006/main" xmlns:pic="http://schemas.openxmlformats.org/drawingml/2006/picture">
             <wp:extent cx="4860000" cy="7363038"/>
-            <wp:docPr id="2" name="Picture 2"/>
+            <wp:docPr id="3" name="Picture 3"/>
             <wp:cNvGraphicFramePr>
               <a:graphicFrameLocks noChangeAspect="1"/>
             </wp:cNvGraphicFramePr>
@@ -2642,7 +2693,7 @@
                     <pic:cNvPicPr/>
                   </pic:nvPicPr>
                   <pic:blipFill>
-                    <a:blip r:embed="rId11"/>
+                    <a:blip r:embed="rId12"/>
                     <a:stretch>
                       <a:fillRect/>
                     </a:stretch>
@@ -2670,7 +2721,7 @@
           <w:b/>
           <w:sz w:val="18"/>
         </w:rPr>
-        <w:t>Figure 2. As-built borehole design with lithology and construction columns.</w:t>
+        <w:t>Figure 3. As-built borehole design with lithology and construction columns.</w:t>
       </w:r>
     </w:p>
     <w:p>
@@ -3021,7 +3072,7 @@
         <w:drawing>
           <wp:inline xmlns:a="http://schemas.openxmlformats.org/drawingml/2006/main" xmlns:pic="http://schemas.openxmlformats.org/drawingml/2006/picture">
             <wp:extent cx="5400000" cy="2702179"/>
-            <wp:docPr id="3" name="Picture 3"/>
+            <wp:docPr id="4" name="Picture 4"/>
             <wp:cNvGraphicFramePr>
               <a:graphicFrameLocks noChangeAspect="1"/>
             </wp:cNvGraphicFramePr>
@@ -3033,7 +3084,7 @@
                     <pic:cNvPicPr/>
                   </pic:nvPicPr>
                   <pic:blipFill>
-                    <a:blip r:embed="rId12"/>
+                    <a:blip r:embed="rId13"/>
                     <a:stretch>
                       <a:fillRect/>
                     </a:stretch>
@@ -3061,7 +3112,7 @@
           <w:b/>
           <w:sz w:val="18"/>
         </w:rPr>
-        <w:t>Figure 3. Constant discharge test and recovery record.</w:t>
+        <w:t>Figure 4. Constant discharge test and recovery record.</w:t>
       </w:r>
     </w:p>
     <w:p>

--- a/examples/projects/dr_timbo/reports/Dr_Timbo_Borehole_Completion_Report.docx
+++ b/examples/projects/dr_timbo/reports/Dr_Timbo_Borehole_Completion_Report.docx
@@ -294,7 +294,7 @@
       <w:r>
         <w:drawing>
           <wp:inline xmlns:a="http://schemas.openxmlformats.org/drawingml/2006/main" xmlns:pic="http://schemas.openxmlformats.org/drawingml/2006/picture">
-            <wp:extent cx="5040000" cy="4712835"/>
+            <wp:extent cx="5040000" cy="4741824"/>
             <wp:docPr id="1" name="Picture 1"/>
             <wp:cNvGraphicFramePr>
               <a:graphicFrameLocks noChangeAspect="1"/>
@@ -303,7 +303,7 @@
               <a:graphicData uri="http://schemas.openxmlformats.org/drawingml/2006/picture">
                 <pic:pic>
                   <pic:nvPicPr>
-                    <pic:cNvPr id="0" name="study_area_map_8p3260_13p0991.png"/>
+                    <pic:cNvPr id="0" name="study_area_map_8p3257_13p0986.png"/>
                     <pic:cNvPicPr/>
                   </pic:nvPicPr>
                   <pic:blipFill>
@@ -315,7 +315,7 @@
                   <pic:spPr>
                     <a:xfrm>
                       <a:off x="0" y="0"/>
-                      <a:ext cx="5040000" cy="4712835"/>
+                      <a:ext cx="5040000" cy="4741824"/>
                     </a:xfrm>
                     <a:prstGeom prst="rect"/>
                   </pic:spPr>
@@ -345,7 +345,7 @@
       <w:r>
         <w:drawing>
           <wp:inline xmlns:a="http://schemas.openxmlformats.org/drawingml/2006/main" xmlns:pic="http://schemas.openxmlformats.org/drawingml/2006/picture">
-            <wp:extent cx="5040000" cy="4627023"/>
+            <wp:extent cx="5040000" cy="4797007"/>
             <wp:docPr id="2" name="Picture 2"/>
             <wp:cNvGraphicFramePr>
               <a:graphicFrameLocks noChangeAspect="1"/>
@@ -354,7 +354,7 @@
               <a:graphicData uri="http://schemas.openxmlformats.org/drawingml/2006/picture">
                 <pic:pic>
                   <pic:nvPicPr>
-                    <pic:cNvPr id="0" name="admin_map_8p3260_13p0991.png"/>
+                    <pic:cNvPr id="0" name="admin_map_8p3257_13p0986.png"/>
                     <pic:cNvPicPr/>
                   </pic:nvPicPr>
                   <pic:blipFill>
@@ -366,7 +366,7 @@
                   <pic:spPr>
                     <a:xfrm>
                       <a:off x="0" y="0"/>
-                      <a:ext cx="5040000" cy="4627023"/>
+                      <a:ext cx="5040000" cy="4797007"/>
                     </a:xfrm>
                     <a:prstGeom prst="rect"/>
                   </pic:spPr>

--- a/examples/projects/dr_timbo/reports/Dr_Timbo_Borehole_Completion_Report.docx
+++ b/examples/projects/dr_timbo/reports/Dr_Timbo_Borehole_Completion_Report.docx
@@ -303,7 +303,7 @@
               <a:graphicData uri="http://schemas.openxmlformats.org/drawingml/2006/picture">
                 <pic:pic>
                   <pic:nvPicPr>
-                    <pic:cNvPr id="0" name="study_area_map_8p3257_13p0986.png"/>
+                    <pic:cNvPr id="0" name="study_area_map_western_area_rural_district.png"/>
                     <pic:cNvPicPr/>
                   </pic:nvPicPr>
                   <pic:blipFill>
@@ -354,7 +354,7 @@
               <a:graphicData uri="http://schemas.openxmlformats.org/drawingml/2006/picture">
                 <pic:pic>
                   <pic:nvPicPr>
-                    <pic:cNvPr id="0" name="admin_map_8p3257_13p0986.png"/>
+                    <pic:cNvPr id="0" name="admin_map_western_area_rural_district.png"/>
                     <pic:cNvPicPr/>
                   </pic:nvPicPr>
                   <pic:blipFill>

--- a/examples/projects/dr_timbo/reports/Dr_Timbo_Borehole_Completion_Report.docx
+++ b/examples/projects/dr_timbo/reports/Dr_Timbo_Borehole_Completion_Report.docx
@@ -163,6 +163,14 @@
       </w:r>
     </w:p>
     <w:p>
+      <w:pPr>
+        <w:pStyle w:val="ListBullet"/>
+      </w:pPr>
+      <w:r>
+        <w:t>Yield established: The safe yield of 0.39 m3/h (0.28 to 1.2) is indicative, not established: the test pumped for 30 minutes, below the 240 needed to see late-time behaviour, so the yield is extrapolated 4.2 log cycles of time; the whole test lies inside the 117-minute casing-storage period, so its drawdown is the borehole emptying rather than the aquifer responding; no transmissivity method fitted to standard and the Cooper-Jacob value is adopted as the best available.</w:t>
+      </w:r>
+    </w:p>
+    <w:p>
       <w:r>
         <w:br w:type="page"/>
       </w:r>
@@ -206,7 +214,7 @@
           <w:b w:val="0"/>
           <w:i w:val="0"/>
         </w:rPr>
-        <w:t>This report documents the drilling, construction and testing of the borehole at Dr. Timbo's Residence. The borehole was drilled to 70 m by Air rotary (DTH hammer) and is recorded as successful. The recommended safe yield is 0.97 m3/h at a pump setting of 39 m. The water requires treatment before drinking.</w:t>
+        <w:t>This report documents the drilling, construction and testing of the borehole at Dr. Timbo's Residence. The borehole was drilled to 70 m by Air rotary (DTH hammer) and is recorded as successful. The recommended safe yield is 0.391 m3/h with the pump intake at 52 m below the top of the casing. The yield is indicative, not established: the test pumped for 30 minutes, below the 240 needed to see late-time behaviour, so the yield is extrapolated 4.2 log cycles of time; the whole test lies inside the 117-minute casing-storage period, so its drawdown is the borehole emptying rather than the aquifer responding; no transmissivity method fitted to standard and the Cooper-Jacob value is adopted as the best available. Confirm it by a longer test or by monitoring the pumping level in service before it is relied on. The water requires treatment before drinking.</w:t>
       </w:r>
     </w:p>
     <w:p>
@@ -231,7 +239,7 @@
         <w:pStyle w:val="ListBullet"/>
       </w:pPr>
       <w:r>
-        <w:t>Safe yield: 0.97 m3/h.</w:t>
+        <w:t>Safe yield: 0.391 m3/h (indicative).</w:t>
       </w:r>
     </w:p>
     <w:p>
@@ -2666,7 +2674,7 @@
               <w:rPr>
                 <w:sz w:val="19"/>
               </w:rPr>
-              <w:t>39 m</w:t>
+              <w:t>52 m</w:t>
             </w:r>
           </w:p>
         </w:tc>
@@ -3071,7 +3079,7 @@
       <w:r>
         <w:drawing>
           <wp:inline xmlns:a="http://schemas.openxmlformats.org/drawingml/2006/main" xmlns:pic="http://schemas.openxmlformats.org/drawingml/2006/picture">
-            <wp:extent cx="5400000" cy="2702179"/>
+            <wp:extent cx="5400000" cy="3133656"/>
             <wp:docPr id="4" name="Picture 4"/>
             <wp:cNvGraphicFramePr>
               <a:graphicFrameLocks noChangeAspect="1"/>
@@ -3092,7 +3100,7 @@
                   <pic:spPr>
                     <a:xfrm>
                       <a:off x="0" y="0"/>
-                      <a:ext cx="5400000" cy="2702179"/>
+                      <a:ext cx="5400000" cy="3133656"/>
                     </a:xfrm>
                     <a:prstGeom prst="rect"/>
                   </pic:spPr>
@@ -3196,7 +3204,7 @@
               <w:rPr>
                 <w:sz w:val="19"/>
               </w:rPr>
-              <w:t>constant+recovery</w:t>
+              <w:t>constant discharge test with recovery</w:t>
             </w:r>
           </w:p>
         </w:tc>
@@ -3302,6 +3310,36 @@
               <w:rPr>
                 <w:sz w:val="19"/>
               </w:rPr>
+              <w:t>Pump setting during the test</w:t>
+            </w:r>
+          </w:p>
+        </w:tc>
+        <w:tc>
+          <w:tcPr>
+            <w:tcW w:type="dxa" w:w="4536"/>
+          </w:tcPr>
+          <w:p>
+            <w:r/>
+            <w:r>
+              <w:rPr>
+                <w:sz w:val="19"/>
+              </w:rPr>
+              <w:t>67 m</w:t>
+            </w:r>
+          </w:p>
+        </w:tc>
+      </w:tr>
+      <w:tr>
+        <w:tc>
+          <w:tcPr>
+            <w:tcW w:type="dxa" w:w="4536"/>
+          </w:tcPr>
+          <w:p>
+            <w:r/>
+            <w:r>
+              <w:rPr>
+                <w:sz w:val="19"/>
+              </w:rPr>
               <w:t>Maximum drawdown</w:t>
             </w:r>
           </w:p>
@@ -3346,7 +3384,7 @@
               <w:rPr>
                 <w:sz w:val="19"/>
               </w:rPr>
-              <w:t>1.4 m2/day</w:t>
+              <w:t>0.536 m2/day (Cooper-Jacob)</w:t>
             </w:r>
           </w:p>
         </w:tc>
@@ -3376,7 +3414,67 @@
               <w:rPr>
                 <w:sz w:val="19"/>
               </w:rPr>
-              <w:t>0.0893 m3/h per m</w:t>
+              <w:t>0.089 m3/h per m (2.93 m3/h over 32.8 m of drawdown after 30 minutes)</w:t>
+            </w:r>
+          </w:p>
+        </w:tc>
+      </w:tr>
+      <w:tr>
+        <w:tc>
+          <w:tcPr>
+            <w:tcW w:type="dxa" w:w="4536"/>
+          </w:tcPr>
+          <w:p>
+            <w:r/>
+            <w:r>
+              <w:rPr>
+                <w:sz w:val="19"/>
+              </w:rPr>
+              <w:t>Safe yield</w:t>
+            </w:r>
+          </w:p>
+        </w:tc>
+        <w:tc>
+          <w:tcPr>
+            <w:tcW w:type="dxa" w:w="4536"/>
+          </w:tcPr>
+          <w:p>
+            <w:r/>
+            <w:r>
+              <w:rPr>
+                <w:sz w:val="19"/>
+              </w:rPr>
+              <w:t>0.39 m3/h (0.28 to 1.2)</w:t>
+            </w:r>
+          </w:p>
+        </w:tc>
+      </w:tr>
+      <w:tr>
+        <w:tc>
+          <w:tcPr>
+            <w:tcW w:type="dxa" w:w="4536"/>
+          </w:tcPr>
+          <w:p>
+            <w:r/>
+            <w:r>
+              <w:rPr>
+                <w:sz w:val="19"/>
+              </w:rPr>
+              <w:t>Yield confidence</w:t>
+            </w:r>
+          </w:p>
+        </w:tc>
+        <w:tc>
+          <w:tcPr>
+            <w:tcW w:type="dxa" w:w="4536"/>
+          </w:tcPr>
+          <w:p>
+            <w:r/>
+            <w:r>
+              <w:rPr>
+                <w:sz w:val="19"/>
+              </w:rPr>
+              <w:t>indicative: the test pumped for 30 minutes, below the 240 needed to see late-time behaviour, so the yield is extrapolated 4.2 log cycles of time; the whole test lies inside the 117-minute casing-storage period, so its drawdown is the borehole emptying rather than the aquifer responding; no transmissivity method fitted to standard and the Cooper-Jacob value is adopted as the best available</w:t>
             </w:r>
           </w:p>
         </w:tc>
@@ -3504,7 +3602,7 @@
                 <w:b/>
                 <w:sz w:val="19"/>
               </w:rPr>
-              <w:t>Dynamic water level</w:t>
+              <w:t>Dynamic water level at the end of the test</w:t>
             </w:r>
           </w:p>
         </w:tc>
@@ -3564,7 +3662,7 @@
                 <w:b/>
                 <w:sz w:val="19"/>
               </w:rPr>
-              <w:t>Flow rate</w:t>
+              <w:t>Test discharge</w:t>
             </w:r>
           </w:p>
         </w:tc>
@@ -3578,7 +3676,7 @@
               <w:rPr>
                 <w:sz w:val="19"/>
               </w:rPr>
-              <w:t>2,930 L/h</w:t>
+              <w:t>2.93 m3/h</w:t>
             </w:r>
           </w:p>
         </w:tc>
@@ -3624,7 +3722,7 @@
                 <w:b/>
                 <w:sz w:val="19"/>
               </w:rPr>
-              <w:t>Installation depth</w:t>
+              <w:t>Pump setting during the test</w:t>
             </w:r>
           </w:p>
         </w:tc>
@@ -3638,9 +3736,52 @@
               <w:rPr>
                 <w:sz w:val="19"/>
               </w:rPr>
-              <w:t>39 m</w:t>
+              <w:t>67 m</w:t>
             </w:r>
           </w:p>
+        </w:tc>
+      </w:tr>
+      <w:tr>
+        <w:tc>
+          <w:tcPr>
+            <w:tcW w:type="dxa" w:w="2268"/>
+          </w:tcPr>
+          <w:p>
+            <w:r/>
+            <w:r>
+              <w:rPr>
+                <w:b/>
+                <w:sz w:val="19"/>
+              </w:rPr>
+              <w:t>Recommended pump intake</w:t>
+            </w:r>
+          </w:p>
+        </w:tc>
+        <w:tc>
+          <w:tcPr>
+            <w:tcW w:type="dxa" w:w="2268"/>
+          </w:tcPr>
+          <w:p>
+            <w:r/>
+            <w:r>
+              <w:rPr>
+                <w:sz w:val="19"/>
+              </w:rPr>
+              <w:t>52 m below the top of the casing</w:t>
+            </w:r>
+          </w:p>
+        </w:tc>
+        <w:tc>
+          <w:tcPr>
+            <w:tcW w:type="dxa" w:w="2268"/>
+          </w:tcPr>
+          <w:p/>
+        </w:tc>
+        <w:tc>
+          <w:tcPr>
+            <w:tcW w:type="dxa" w:w="2268"/>
+          </w:tcPr>
+          <w:p/>
         </w:tc>
       </w:tr>
     </w:tbl>
@@ -4078,7 +4219,7 @@
         <w:pStyle w:val="ListBullet"/>
       </w:pPr>
       <w:r>
-        <w:t>The borehole is successful and sustainable when operated as recommended.</w:t>
+        <w:t>The borehole is recorded as successful. Whether it is sustainable at the recommended rate is indicative, not established: the test pumped for 30 minutes, below the 240 needed to see late-time behaviour, so the yield is extrapolated 4.2 log cycles of time; the whole test lies inside the 117-minute casing-storage period, so its drawdown is the borehole emptying rather than the aquifer responding; no transmissivity method fitted to standard and the Cooper-Jacob value is adopted as the best available. Confirm it by a longer test or by monitoring the pumping level in service.</w:t>
       </w:r>
     </w:p>
     <w:p>
@@ -4086,7 +4227,7 @@
         <w:pStyle w:val="ListBullet"/>
       </w:pPr>
       <w:r>
-        <w:t>The recommended abstraction rate is 0.97 m3/h (safety factor 1.5 applied to the long term yield).</w:t>
+        <w:t>The recommended abstraction rate is 0.391 m3/h (safety factor 1.5 applied to the long term yield, indicative).</w:t>
       </w:r>
     </w:p>
     <w:p>
@@ -4094,7 +4235,7 @@
         <w:pStyle w:val="ListBullet"/>
       </w:pPr>
       <w:r>
-        <w:t>The pump installation depth is 39 m.</w:t>
+        <w:t>The pump intake is set at 52 m below the top of the casing.</w:t>
       </w:r>
     </w:p>
     <w:p>

--- a/examples/projects/dr_timbo/reports/Dr_Timbo_Borehole_Completion_Report.docx
+++ b/examples/projects/dr_timbo/reports/Dr_Timbo_Borehole_Completion_Report.docx
@@ -188,7 +188,27 @@
         <w:fldChar w:fldCharType="begin"/>
         <w:instrText xml:space="preserve">TOC \o "1-3" \h \z \u</w:instrText>
         <w:fldChar w:fldCharType="separate"/>
-        <w:t>Right-click and choose Update Field to fill the table of contents.</w:t>
+        <w:t xml:space="preserve">1. Introduction</w:t>
+        <w:br/>
+        <w:t xml:space="preserve">    1.1 Location and setting</w:t>
+        <w:br/>
+        <w:t xml:space="preserve">2. Methodology</w:t>
+        <w:br/>
+        <w:t xml:space="preserve">3. Drilling</w:t>
+        <w:br/>
+        <w:t xml:space="preserve">4. Borehole Log Data</w:t>
+        <w:br/>
+        <w:t xml:space="preserve">5. Borehole Construction Design</w:t>
+        <w:br/>
+        <w:t xml:space="preserve">6. Borehole Development Record</w:t>
+        <w:br/>
+        <w:t xml:space="preserve">7. Pumping Test</w:t>
+        <w:br/>
+        <w:t xml:space="preserve">8. Borehole Characteristics and Installation</w:t>
+        <w:br/>
+        <w:t xml:space="preserve">9. Water Quality Summary</w:t>
+        <w:br/>
+        <w:t xml:space="preserve">10. Recommendations and Conclusions</w:t>
         <w:fldChar w:fldCharType="end"/>
       </w:r>
     </w:p>
@@ -211,10 +231,22 @@
       </w:pPr>
       <w:r>
         <w:rPr>
+          <w:b/>
+          <w:i w:val="0"/>
+        </w:rPr>
+        <w:t>This report is provisional and not a certification (outstanding: Field data, Site position, Yield established). The findings below are those the supplied records support; the cover says what is missing.</w:t>
+      </w:r>
+    </w:p>
+    <w:p>
+      <w:pPr>
+        <w:jc w:val="both"/>
+      </w:pPr>
+      <w:r>
+        <w:rPr>
           <w:b w:val="0"/>
           <w:i w:val="0"/>
         </w:rPr>
-        <w:t>This report documents the drilling, construction and testing of the borehole at Dr. Timbo's Residence. The borehole was drilled to 70 m by Air rotary (DTH hammer) and is recorded as successful. The recommended safe yield is 0.391 m3/h with the pump intake at 52 m below the top of the casing. The yield is indicative, not established: the test pumped for 30 minutes, below the 240 needed to see late-time behaviour, so the yield is extrapolated 4.2 log cycles of time; the whole test lies inside the 117-minute casing-storage period, so its drawdown is the borehole emptying rather than the aquifer responding; no transmissivity method fitted to standard and the Cooper-Jacob value is adopted as the best available. Confirm it by a longer test or by monitoring the pumping level in service before it is relied on. The water requires treatment before drinking.</w:t>
+        <w:t>This report documents the drilling, construction and testing of the borehole at Dr. Timbo's Residence. The borehole was drilled to 70 m by Air rotary (DTH hammer) and is recorded as successful. The recommended safe yield is 0.391 m3/h with the pump intake at 54 m below the top of the casing. The yield is indicative, not established: the test pumped for 30 minutes, below the 240 needed to see late-time behaviour, so the yield is extrapolated 4.2 log cycles of time; the whole test lies inside the 117-minute casing-storage period, so its drawdown is the borehole emptying rather than the aquifer responding; no transmissivity method fitted to standard and the Cooper-Jacob value is adopted as the best available. Confirm it by a longer test or by monitoring the pumping level in service before it is relied on. The water requires treatment before drinking.</w:t>
       </w:r>
     </w:p>
     <w:p>
@@ -336,6 +368,7 @@
     </w:p>
     <w:p>
       <w:pPr>
+        <w:pStyle w:val="Caption"/>
         <w:jc w:val="center"/>
       </w:pPr>
       <w:r>
@@ -353,7 +386,7 @@
       <w:r>
         <w:drawing>
           <wp:inline xmlns:a="http://schemas.openxmlformats.org/drawingml/2006/main" xmlns:pic="http://schemas.openxmlformats.org/drawingml/2006/picture">
-            <wp:extent cx="5040000" cy="4797007"/>
+            <wp:extent cx="5040000" cy="4825084"/>
             <wp:docPr id="2" name="Picture 2"/>
             <wp:cNvGraphicFramePr>
               <a:graphicFrameLocks noChangeAspect="1"/>
@@ -374,7 +407,7 @@
                   <pic:spPr>
                     <a:xfrm>
                       <a:off x="0" y="0"/>
-                      <a:ext cx="5040000" cy="4797007"/>
+                      <a:ext cx="5040000" cy="4825084"/>
                     </a:xfrm>
                     <a:prstGeom prst="rect"/>
                   </pic:spPr>
@@ -387,6 +420,7 @@
     </w:p>
     <w:p>
       <w:pPr>
+        <w:pStyle w:val="Caption"/>
         <w:jc w:val="center"/>
       </w:pPr>
       <w:r>
@@ -745,6 +779,9 @@
       </w:r>
     </w:p>
     <w:p>
+      <w:pPr>
+        <w:pStyle w:val="Caption"/>
+      </w:pPr>
       <w:r>
         <w:rPr>
           <w:b/>
@@ -2320,16 +2357,31 @@
         <w:pStyle w:val="Heading1"/>
       </w:pPr>
       <w:r>
-        <w:t>5. Borehole Construction</w:t>
+        <w:t>5. Borehole Construction Design</w:t>
       </w:r>
     </w:p>
     <w:p>
+      <w:pPr>
+        <w:jc w:val="both"/>
+      </w:pPr>
+      <w:r>
+        <w:rPr>
+          <w:b w:val="0"/>
+          <w:i/>
+        </w:rPr>
+        <w:t>Construction generated from the drilling log by the design rules. The log records no casing string, so this is a design, not an as-built record.</w:t>
+      </w:r>
+    </w:p>
+    <w:p>
+      <w:pPr>
+        <w:pStyle w:val="Caption"/>
+      </w:pPr>
       <w:r>
         <w:rPr>
           <w:b/>
           <w:sz w:val="18"/>
         </w:rPr>
-        <w:t>Table 2. Construction summary.</w:t>
+        <w:t>Table 2. Construction design summary.</w:t>
       </w:r>
     </w:p>
     <w:tbl>
@@ -2494,7 +2546,7 @@
               <w:rPr>
                 <w:sz w:val="19"/>
               </w:rPr>
-              <w:t>14-17 m; 25-35 m; 45-50 m; 55-60 m (slot 0.75 mm)</w:t>
+              <w:t>25-35 m; 48-53 m; 59-63 m (slot 0.75 mm)</w:t>
             </w:r>
           </w:p>
         </w:tc>
@@ -2510,7 +2562,7 @@
               <w:rPr>
                 <w:sz w:val="19"/>
               </w:rPr>
-              <w:t>Gravel pack</w:t>
+              <w:t>Annular fill</w:t>
             </w:r>
           </w:p>
         </w:tc>
@@ -2524,7 +2576,7 @@
               <w:rPr>
                 <w:sz w:val="19"/>
               </w:rPr>
-              <w:t>12-70 m</w:t>
+              <w:t>23-70 m: no gravel pack: the 19 mm annulus is too thin to place one</w:t>
             </w:r>
           </w:p>
         </w:tc>
@@ -2554,7 +2606,7 @@
               <w:rPr>
                 <w:sz w:val="19"/>
               </w:rPr>
-              <w:t>6-12 m</w:t>
+              <w:t>20-23 m</w:t>
             </w:r>
           </w:p>
         </w:tc>
@@ -2584,7 +2636,7 @@
               <w:rPr>
                 <w:sz w:val="19"/>
               </w:rPr>
-              <w:t>0-6 m cement grout</w:t>
+              <w:t>0-20 m cement grout</w:t>
             </w:r>
           </w:p>
         </w:tc>
@@ -2674,7 +2726,7 @@
               <w:rPr>
                 <w:sz w:val="19"/>
               </w:rPr>
-              <w:t>52 m</w:t>
+              <w:t>54 m</w:t>
             </w:r>
           </w:p>
         </w:tc>
@@ -2688,7 +2740,7 @@
       <w:r>
         <w:drawing>
           <wp:inline xmlns:a="http://schemas.openxmlformats.org/drawingml/2006/main" xmlns:pic="http://schemas.openxmlformats.org/drawingml/2006/picture">
-            <wp:extent cx="4860000" cy="7363038"/>
+            <wp:extent cx="4860000" cy="7327324"/>
             <wp:docPr id="3" name="Picture 3"/>
             <wp:cNvGraphicFramePr>
               <a:graphicFrameLocks noChangeAspect="1"/>
@@ -2709,7 +2761,7 @@
                   <pic:spPr>
                     <a:xfrm>
                       <a:off x="0" y="0"/>
-                      <a:ext cx="4860000" cy="7363038"/>
+                      <a:ext cx="4860000" cy="7327324"/>
                     </a:xfrm>
                     <a:prstGeom prst="rect"/>
                   </pic:spPr>
@@ -2722,6 +2774,7 @@
     </w:p>
     <w:p>
       <w:pPr>
+        <w:pStyle w:val="Caption"/>
         <w:jc w:val="center"/>
       </w:pPr>
       <w:r>
@@ -2729,7 +2782,7 @@
           <w:b/>
           <w:sz w:val="18"/>
         </w:rPr>
-        <w:t>Figure 3. As-built borehole design with lithology and construction columns.</w:t>
+        <w:t>Figure 3. Borehole construction design generated from the drilling log, with lithology and construction columns.</w:t>
       </w:r>
     </w:p>
     <w:p>
@@ -2746,7 +2799,7 @@
         <w:pStyle w:val="ListBullet"/>
       </w:pPr>
       <w:r>
-        <w:t>screens positioned against the water strikes recorded in the drilling log (12 m, 30 m)</w:t>
+        <w:t>screens positioned against the water strikes recorded in the drilling log (30 m)</w:t>
       </w:r>
     </w:p>
     <w:p>
@@ -2754,7 +2807,7 @@
         <w:pStyle w:val="ListBullet"/>
       </w:pPr>
       <w:r>
-        <w:t>5 inch uPVC casing in a 6.5 inch hole</w:t>
+        <w:t>screens positioned against the fracture zones the log names (49-52 m, 60-62 m), with 1 m of screen either side</w:t>
       </w:r>
     </w:p>
     <w:p>
@@ -2762,7 +2815,7 @@
         <w:pStyle w:val="ListBullet"/>
       </w:pPr>
       <w:r>
-        <w:t>gravel pack (well sorted siliceous gravel, 2-4 mm) from 12 m to the bottom, 2 m above the top screen</w:t>
+        <w:t>screens positioned against the fractured or water-bearing intervals logged at 25-30 m, 30-35 m</w:t>
       </w:r>
     </w:p>
     <w:p>
@@ -2770,7 +2823,31 @@
         <w:pStyle w:val="ListBullet"/>
       </w:pPr>
       <w:r>
-        <w:t>cement sanitary seal from surface to 6 m with concrete apron with drainage channel and soakaway</w:t>
+        <w:t>the 12 m strike is not screened: it is in light yellow clayey laterites, wet from 12 m, a seepage horizon that is cased and grouted off rather than screened and it lies within the 20 m grouted interval</w:t>
+      </w:r>
+    </w:p>
+    <w:p>
+      <w:pPr>
+        <w:pStyle w:val="ListBullet"/>
+      </w:pPr>
+      <w:r>
+        <w:t>5 inch uPVC casing in a 6.5 inch hole as logged</w:t>
+      </w:r>
+    </w:p>
+    <w:p>
+      <w:pPr>
+        <w:pStyle w:val="ListBullet"/>
+      </w:pPr>
+      <w:r>
+        <w:t>no gravel pack: the 19 mm annulus between the 5 inch casing and the 6.5 inch hole is too thin to place one, so the annulus below the seal is left to the formation</w:t>
+      </w:r>
+    </w:p>
+    <w:p>
+      <w:pPr>
+        <w:pStyle w:val="ListBullet"/>
+      </w:pPr>
+      <w:r>
+        <w:t>cement grout from surface to 20 m as recorded on the drilling log (the rule's minimum is 6 m), with concrete apron with drainage channel and soakaway</w:t>
       </w:r>
     </w:p>
     <w:p>
@@ -2779,6 +2856,31 @@
       </w:pPr>
       <w:r>
         <w:t>screens kept at least 5 m below the static water level</w:t>
+      </w:r>
+    </w:p>
+    <w:p>
+      <w:pPr>
+        <w:pStyle w:val="ListBullet"/>
+      </w:pPr>
+      <w:r>
+        <w:t>pump intake at 54 m, in plain casing 1 m below the 48-53 m screen rather than the 52 m the yield recommendation asked for</w:t>
+      </w:r>
+    </w:p>
+    <w:p>
+      <w:r>
+        <w:rPr>
+          <w:b/>
+          <w:i w:val="0"/>
+        </w:rPr>
+        <w:t>Design notes:</w:t>
+      </w:r>
+    </w:p>
+    <w:p>
+      <w:pPr>
+        <w:pStyle w:val="ListBullet"/>
+      </w:pPr>
+      <w:r>
+        <w:t>[WARNING] thin_annulus: A 5 inch casing in a 6.5 inch hole leaves 19 mm of annulus per side, under the 50 mm needed to place gravel without bridging (70 mm for a true filter pack), so no gravel pack is drawn or priced and the screen slot must suit the formation; use a larger bit or smaller casing to fit one.</w:t>
       </w:r>
     </w:p>
     <w:p>
@@ -2795,10 +2897,13 @@
           <w:b w:val="0"/>
           <w:i w:val="0"/>
         </w:rPr>
-        <w:t>The borehole was developed by surging with compressed air and air lifting for a total of two hours.</w:t>
+        <w:t>The borehole was developed by surging with compressed air and air lifting.</w:t>
       </w:r>
     </w:p>
     <w:p>
+      <w:pPr>
+        <w:pStyle w:val="Caption"/>
+      </w:pPr>
       <w:r>
         <w:rPr>
           <w:b/>
@@ -3113,6 +3218,7 @@
     </w:p>
     <w:p>
       <w:pPr>
+        <w:pStyle w:val="Caption"/>
         <w:jc w:val="center"/>
       </w:pPr>
       <w:r>
@@ -3124,6 +3230,9 @@
       </w:r>
     </w:p>
     <w:p>
+      <w:pPr>
+        <w:pStyle w:val="Caption"/>
+      </w:pPr>
       <w:r>
         <w:rPr>
           <w:b/>
@@ -3767,7 +3876,7 @@
               <w:rPr>
                 <w:sz w:val="19"/>
               </w:rPr>
-              <w:t>52 m below the top of the casing</w:t>
+              <w:t>54 m below the top of the casing</w:t>
             </w:r>
           </w:p>
         </w:tc>
@@ -3803,10 +3912,13 @@
           <w:b w:val="0"/>
           <w:i w:val="0"/>
         </w:rPr>
-        <w:t>The water does not meet the health based guideline value(s) for: Manganese, Total coliforms. Treatment or an alternative source is required before the water is used for drinking.</w:t>
+        <w:t>The water does not meet the health based guideline value for: Manganese. Treatment or an alternative source is required before the water is used for drinking.</w:t>
       </w:r>
     </w:p>
     <w:p>
+      <w:pPr>
+        <w:pStyle w:val="Caption"/>
+      </w:pPr>
       <w:r>
         <w:rPr>
           <w:b/>
@@ -4055,7 +4167,7 @@
               <w:rPr>
                 <w:sz w:val="19"/>
               </w:rPr>
-              <w:t>microbiological indicator detected above the limit (0); a health (faecal contamination) concern, not aesthetic</w:t>
+              <w:t>detected above the national limit (0); an indicator of ingress or inadequate wellhead protection, not of faecal contamination in itself, and WHO sets no health based guideline for it</w:t>
             </w:r>
           </w:p>
         </w:tc>
@@ -4235,7 +4347,7 @@
         <w:pStyle w:val="ListBullet"/>
       </w:pPr>
       <w:r>
-        <w:t>The pump intake is set at 52 m below the top of the casing.</w:t>
+        <w:t>The pump intake is set at 54 m below the top of the casing, in plain casing clear of the screens.</w:t>
       </w:r>
     </w:p>
     <w:p>
@@ -4295,7 +4407,7 @@
         <w:ind w:left="454" w:hanging="454"/>
       </w:pPr>
       <w:r>
-        <w:t>Sierra Leone Standards Bureau. Sierra Leone Standard for drinking water quality (SLS). Freetown: SLSB.</w:t>
+        <w:t>Sierra Leone Standards Bureau. Sierra Leone Standard for drinking water quality (SLS). Freetown: SLSB. Edition and date not verified against the issued specification: the national limits this toolkit applies are provisional (WHO or regional figures carried across) until confirmed against it.</w:t>
       </w:r>
     </w:p>
     <w:p>
@@ -5011,7 +5123,6 @@
           <w:b/>
           <w:i w:val="0"/>
         </w:rPr>
-        <w:t>A. N. Manager</w:t>
       </w:r>
     </w:p>
     <w:p>

--- a/examples/projects/dr_timbo/reports/Dr_Timbo_Borehole_Completion_Report.docx
+++ b/examples/projects/dr_timbo/reports/Dr_Timbo_Borehole_Completion_Report.docx
@@ -110,7 +110,7 @@
         <w:rPr>
           <w:b/>
         </w:rPr>
-        <w:t xml:space="preserve">Status: </w:t>
+        <w:t xml:space="preserve">Status as recorded by the driller: </w:t>
       </w:r>
       <w:r>
         <w:t>Successful</w:t>
@@ -3170,6 +3170,15 @@
     </w:tbl>
     <w:p/>
     <w:p>
+      <w:r>
+        <w:rPr>
+          <w:b w:val="0"/>
+          <w:i w:val="0"/>
+        </w:rPr>
+        <w:t>The record covers 1 h 00 min (17:00 to 18:00).</w:t>
+      </w:r>
+    </w:p>
+    <w:p>
       <w:pPr>
         <w:pStyle w:val="Heading1"/>
       </w:pPr>
@@ -4239,7 +4248,7 @@
               <w:rPr>
                 <w:sz w:val="19"/>
               </w:rPr>
-              <w:t>exceeds the national acceptability limit (6.5-8.5)</w:t>
+              <w:t>exceeds the national acceptability limit (6.5-8.5), which is provisional; the WHO acceptability value is 6.5-8.5</w:t>
             </w:r>
           </w:p>
         </w:tc>
@@ -4311,13 +4320,25 @@
               <w:rPr>
                 <w:sz w:val="19"/>
               </w:rPr>
-              <w:t>exceeds the national acceptability limit (0.3)</w:t>
+              <w:t>exceeds the national acceptability limit (0.3), which is provisional; the WHO acceptability value is 0.3</w:t>
             </w:r>
           </w:p>
         </w:tc>
       </w:tr>
     </w:tbl>
     <w:p/>
+    <w:p>
+      <w:pPr>
+        <w:jc w:val="both"/>
+      </w:pPr>
+      <w:r>
+        <w:rPr>
+          <w:b w:val="0"/>
+          <w:i/>
+        </w:rPr>
+        <w:t>The national column in the standards table is provisional: its values are WHO guideline figures carried across, or limits adopted from regional practice, and have not been confirmed against the Sierra Leone Standards Bureau drinking water specification. Confirm the figures before treating a national exceedance as a compliance finding.</w:t>
+      </w:r>
+    </w:p>
     <w:p>
       <w:pPr>
         <w:pStyle w:val="Heading1"/>

--- a/examples/projects/dr_timbo/reports/Dr_Timbo_Borehole_Completion_Report.docx
+++ b/examples/projects/dr_timbo/reports/Dr_Timbo_Borehole_Completion_Report.docx
@@ -167,7 +167,7 @@
         <w:pStyle w:val="ListBullet"/>
       </w:pPr>
       <w:r>
-        <w:t>Yield established: The safe yield of 0.39 m3/h (0.28 to 1.2) is indicative, not established: the test pumped for 30 minutes, below the 240 needed to see late-time behaviour, so the yield is extrapolated 4.2 log cycles of time; the whole test lies inside the 117-minute casing-storage period, so its drawdown is the borehole emptying rather than the aquifer responding; no transmissivity method fitted to standard and the Cooper-Jacob value is adopted as the best available.</w:t>
+        <w:t>Yield established: The safe yield of 0.39 m3/h (0.22 to 0.71) is indicative, not established: the test pumped for 30 minutes, below the 240 needed to see late-time behaviour, so the yield is extrapolated 4.2 log cycles of time; the whole test lies inside the 117-minute casing-storage period, so its drawdown is the borehole emptying rather than the aquifer responding; no transmissivity method fitted to standard and the Cooper-Jacob value is adopted as the best available.</w:t>
       </w:r>
     </w:p>
     <w:p>
@@ -3562,7 +3562,7 @@
               <w:rPr>
                 <w:sz w:val="19"/>
               </w:rPr>
-              <w:t>0.39 m3/h (0.28 to 1.2)</w:t>
+              <w:t>0.39 m3/h (0.22 to 0.71)</w:t>
             </w:r>
           </w:p>
         </w:tc>

--- a/examples/projects/dr_timbo/reports/Dr_Timbo_Borehole_Completion_Report.docx
+++ b/examples/projects/dr_timbo/reports/Dr_Timbo_Borehole_Completion_Report.docx
@@ -489,7 +489,7 @@
         <w:pStyle w:val="ListBullet"/>
       </w:pPr>
       <w:r>
-        <w:t>Supply and installation of casings (plain and screen).</w:t>
+        <w:t>Supply and installation of casings (plain and screen) as designed in section 5; the drilling log records no casing string as installed.</w:t>
       </w:r>
     </w:p>
     <w:p>
@@ -497,7 +497,7 @@
         <w:pStyle w:val="ListBullet"/>
       </w:pPr>
       <w:r>
-        <w:t>Gravel packing of the annulus.</w:t>
+        <w:t>No gravel pack: the 19 mm annulus is too thin to place one.</w:t>
       </w:r>
     </w:p>
     <w:p>

--- a/examples/projects/dr_timbo/reports/Dr_Timbo_Borehole_Completion_Report.docx
+++ b/examples/projects/dr_timbo/reports/Dr_Timbo_Borehole_Completion_Report.docx
@@ -3240,6 +3240,70 @@
     </w:p>
     <w:p>
       <w:pPr>
+        <w:jc w:val="center"/>
+      </w:pPr>
+      <w:r>
+        <w:drawing>
+          <wp:inline xmlns:a="http://schemas.openxmlformats.org/drawingml/2006/main" xmlns:pic="http://schemas.openxmlformats.org/drawingml/2006/picture">
+            <wp:extent cx="5400000" cy="3391056"/>
+            <wp:docPr id="5" name="Picture 5"/>
+            <wp:cNvGraphicFramePr>
+              <a:graphicFrameLocks noChangeAspect="1"/>
+            </wp:cNvGraphicFramePr>
+            <a:graphic>
+              <a:graphicData uri="http://schemas.openxmlformats.org/drawingml/2006/picture">
+                <pic:pic>
+                  <pic:nvPicPr>
+                    <pic:cNvPr id="0" name="diagnostic_BH-1.png"/>
+                    <pic:cNvPicPr/>
+                  </pic:nvPicPr>
+                  <pic:blipFill>
+                    <a:blip r:embed="rId14"/>
+                    <a:stretch>
+                      <a:fillRect/>
+                    </a:stretch>
+                  </pic:blipFill>
+                  <pic:spPr>
+                    <a:xfrm>
+                      <a:off x="0" y="0"/>
+                      <a:ext cx="5400000" cy="3391056"/>
+                    </a:xfrm>
+                    <a:prstGeom prst="rect"/>
+                  </pic:spPr>
+                </pic:pic>
+              </a:graphicData>
+            </a:graphic>
+          </wp:inline>
+        </w:drawing>
+      </w:r>
+    </w:p>
+    <w:p>
+      <w:pPr>
+        <w:pStyle w:val="Caption"/>
+        <w:jc w:val="center"/>
+      </w:pPr>
+      <w:r>
+        <w:rPr>
+          <w:b/>
+          <w:sz w:val="18"/>
+        </w:rPr>
+        <w:t>Figure 5. Drawdown and its Bourdet derivative, with the flow regimes the derivative's slope names.</w:t>
+      </w:r>
+    </w:p>
+    <w:p>
+      <w:pPr>
+        <w:jc w:val="both"/>
+      </w:pPr>
+      <w:r>
+        <w:rPr>
+          <w:b w:val="0"/>
+          <w:i w:val="0"/>
+        </w:rPr>
+        <w:t>The Bourdet derivative of the first step's drawdown, ds/d ln t with neighbours at least 0.2 of a log cycle apart, is read from the slope of its log-log curve: a unit slope is casing storage, a plateau radial flow, a half slope linear flow along a fracture, and a fall or a rise after the plateau a boundary. On this test no run of three derivative points holds one slope over enough of a log cycle to name a regime.</w:t>
+      </w:r>
+    </w:p>
+    <w:p>
+      <w:pPr>
         <w:pStyle w:val="Caption"/>
       </w:pPr>
       <w:r>
@@ -3599,6 +3663,66 @@
       </w:tr>
     </w:tbl>
     <w:p/>
+    <w:p>
+      <w:pPr>
+        <w:jc w:val="both"/>
+      </w:pPr>
+      <w:r>
+        <w:rPr>
+          <w:b w:val="0"/>
+          <w:i w:val="0"/>
+        </w:rPr>
+        <w:t>Resampling the Cooper-Jacob residuals in blocks of 2 consecutive readings (400 resamples of 8 readings, a circular block bootstrap) puts the transmissivity between 0.482 and 0.612 m2/day (P10 to P90).</w:t>
+      </w:r>
+    </w:p>
+    <w:p>
+      <w:pPr>
+        <w:jc w:val="both"/>
+      </w:pPr>
+      <w:r>
+        <w:rPr>
+          <w:b w:val="0"/>
+          <w:i w:val="0"/>
+        </w:rPr>
+        <w:t>With the static level lowered by the 2 m dry-season reserve, as the recommendation is, that band puts the safe yield between 0.354 and 0.443 m3/h.</w:t>
+      </w:r>
+    </w:p>
+    <w:p>
+      <w:pPr>
+        <w:jc w:val="both"/>
+      </w:pPr>
+      <w:r>
+        <w:rPr>
+          <w:b w:val="0"/>
+          <w:i w:val="0"/>
+        </w:rPr>
+        <w:t>At the low end of the band the long-term yield is 0.53 m3/h, which still covers the recommended 0.391 m3/h: the safety factor absorbs the spread in the data at the dry-season level.</w:t>
+      </w:r>
+    </w:p>
+    <w:p>
+      <w:pPr>
+        <w:jc w:val="both"/>
+      </w:pPr>
+      <w:r>
+        <w:rPr>
+          <w:b w:val="0"/>
+          <w:i w:val="0"/>
+        </w:rPr>
+        <w:t>The pump intake moves between 51 and 52 m below the top of the casing over a dry-season decline of 1 to 4 m. The transmissivity band does not move it: the intake is set by the drawdown available, not by the rate.</w:t>
+      </w:r>
+    </w:p>
+    <w:p>
+      <w:pPr>
+        <w:jc w:val="both"/>
+      </w:pPr>
+      <w:r>
+        <w:rPr>
+          <w:b w:val="0"/>
+          <w:i w:val="0"/>
+        </w:rPr>
+        <w:t>The Theis fit's own covariance puts its transmissivity between 0.417 and 0.527 m2/day (P10 to P90). That band assumes every reading's error is independent of the next, which the bootstrap does not.</w:t>
+      </w:r>
+    </w:p>
     <w:p>
       <w:pPr>
         <w:pStyle w:val="Heading1"/>

--- a/examples/projects/dr_timbo/reports/Dr_Timbo_Borehole_Completion_Report.docx
+++ b/examples/projects/dr_timbo/reports/Dr_Timbo_Borehole_Completion_Report.docx
@@ -3672,7 +3672,7 @@
           <w:b w:val="0"/>
           <w:i w:val="0"/>
         </w:rPr>
-        <w:t>Resampling the Cooper-Jacob residuals in blocks of 2 consecutive readings (400 resamples of 8 readings, a circular block bootstrap) puts the transmissivity between 0.482 and 0.612 m2/day (P10 to P90).</w:t>
+        <w:t>Resampling the Cooper-Jacob residuals in blocks of 2 consecutive readings (400 resamples of 8 readings, a circular block bootstrap) puts the transmissivity between 0.482 and 0.612 m2/day (P10 to P90). The band is narrower than its percentiles name: on synthetic tests with independent 2 cm reading errors a band drawn this way held the true value in 64 to 74 tests in a hundred, not 80, and in 48 when consecutive errors ran together. Read it as the least the spread can be.</w:t>
       </w:r>
     </w:p>
     <w:p>
@@ -3720,7 +3720,7 @@
           <w:b w:val="0"/>
           <w:i w:val="0"/>
         </w:rPr>
-        <w:t>The Theis fit's own covariance puts its transmissivity between 0.417 and 0.527 m2/day (P10 to P90). That band assumes every reading's error is independent of the next, which the bootstrap does not.</w:t>
+        <w:t>The Theis fit's own covariance puts its transmissivity between 0.417 and 0.527 m2/day (nominally P10 to P90; on the same synthetic tests it held the true value in 67 tests in a hundred). That band assumes every reading's error is independent of the next, which the bootstrap does not.</w:t>
       </w:r>
     </w:p>
     <w:p>

--- a/examples/projects/dr_timbo/reports/Dr_Timbo_Borehole_Completion_Report.docx
+++ b/examples/projects/dr_timbo/reports/Dr_Timbo_Borehole_Completion_Report.docx
@@ -271,7 +271,16 @@
         <w:pStyle w:val="ListBullet"/>
       </w:pPr>
       <w:r>
-        <w:t>Safe yield: 0.391 m3/h (indicative).</w:t>
+        <w:t>Water safety: treatment required before drinking.</w:t>
+      </w:r>
+    </w:p>
+    <w:p>
+      <w:r>
+        <w:rPr>
+          <w:b/>
+          <w:i w:val="0"/>
+        </w:rPr>
+        <w:t>Decision numbers:</w:t>
       </w:r>
     </w:p>
     <w:p>
@@ -279,7 +288,15 @@
         <w:pStyle w:val="ListBullet"/>
       </w:pPr>
       <w:r>
-        <w:t>Water safety: treatment required before drinking.</w:t>
+        <w:t>Safe yield: 0.391 m3/h (P10 to P90 of the transmissivity, 0.354 to 0.443 m3/h); basis: a block bootstrap of the Cooper-Jacob residuals, with the yield projected at each end of the transmissivity band it gives and the 2 m dry-season reserve taken; the band is the least the spread can be; provisional.</w:t>
+      </w:r>
+    </w:p>
+    <w:p>
+      <w:pPr>
+        <w:pStyle w:val="ListBullet"/>
+      </w:pPr>
+      <w:r>
+        <w:t>Pump intake below the top of the casing: 54 m (over a 1 to 4 m dry-season decline, 51 to 52 m); basis: the yield recommendation's setting at the adopted transmissivity, 52 m, which the transmissivity band does not move, set instead in plain casing clear of the screens by the design; the band is the recommendation's; provisional.</w:t>
       </w:r>
     </w:p>
     <w:p>

--- a/examples/projects/dr_timbo/reports/Dr_Timbo_Borehole_Completion_Report.docx
+++ b/examples/projects/dr_timbo/reports/Dr_Timbo_Borehole_Completion_Report.docx
@@ -296,7 +296,7 @@
         <w:pStyle w:val="ListBullet"/>
       </w:pPr>
       <w:r>
-        <w:t>Pump intake below the top of the casing: 54 m (over a 1 to 4 m dry-season decline, 51 to 52 m); basis: the yield recommendation's setting at the adopted transmissivity, 52 m, which the transmissivity band does not move, set instead in plain casing clear of the screens by the design; the band is the recommendation's; provisional.</w:t>
+        <w:t>Pump intake below the top of the casing: 54 m (the recommendation's setting over a 1 to 4 m dry-season decline, 51 to 52 m); basis: the yield recommendation's setting at the adopted transmissivity, 52 m, which the transmissivity band does not move, set instead in plain casing clear of the screens by the design; provisional.</w:t>
       </w:r>
     </w:p>
     <w:p>

--- a/examples/projects/dr_timbo/reports/Dr_Timbo_Borehole_Completion_Report.docx
+++ b/examples/projects/dr_timbo/reports/Dr_Timbo_Borehole_Completion_Report.docx
@@ -167,7 +167,7 @@
         <w:pStyle w:val="ListBullet"/>
       </w:pPr>
       <w:r>
-        <w:t>Yield established: The safe yield of 0.39 m3/h (0.22 to 0.71) is indicative, not established: the test pumped for 30 minutes, below the 240 needed to see late-time behaviour, so the yield is extrapolated 4.2 log cycles of time; the whole test lies inside the 117-minute casing-storage period, so its drawdown is the borehole emptying rather than the aquifer responding; no transmissivity method fitted to standard and the Cooper-Jacob value is adopted as the best available.</w:t>
+        <w:t>Yield established: The safe yield of 0.39 m3/h (range over the assumptions, 0.22 to 0.71) is indicative, not established: the test pumped for 30 minutes, below the 240 needed to see late-time behaviour, so the yield is extrapolated 4.2 log cycles of time; the whole test lies inside the 117-minute casing-storage period, so its drawdown is the borehole emptying rather than the aquifer responding; no transmissivity method fitted to standard and the Cooper-Jacob value is adopted as the best available.</w:t>
       </w:r>
     </w:p>
     <w:p>
@@ -351,7 +351,7 @@
       <w:r>
         <w:drawing>
           <wp:inline xmlns:a="http://schemas.openxmlformats.org/drawingml/2006/main" xmlns:pic="http://schemas.openxmlformats.org/drawingml/2006/picture">
-            <wp:extent cx="5040000" cy="4741824"/>
+            <wp:extent cx="5040000" cy="4797007"/>
             <wp:docPr id="1" name="Picture 1"/>
             <wp:cNvGraphicFramePr>
               <a:graphicFrameLocks noChangeAspect="1"/>
@@ -372,7 +372,7 @@
                   <pic:spPr>
                     <a:xfrm>
                       <a:off x="0" y="0"/>
-                      <a:ext cx="5040000" cy="4741824"/>
+                      <a:ext cx="5040000" cy="4797007"/>
                     </a:xfrm>
                     <a:prstGeom prst="rect"/>
                   </pic:spPr>
@@ -403,7 +403,7 @@
       <w:r>
         <w:drawing>
           <wp:inline xmlns:a="http://schemas.openxmlformats.org/drawingml/2006/main" xmlns:pic="http://schemas.openxmlformats.org/drawingml/2006/picture">
-            <wp:extent cx="5040000" cy="4825084"/>
+            <wp:extent cx="5040000" cy="4861668"/>
             <wp:docPr id="2" name="Picture 2"/>
             <wp:cNvGraphicFramePr>
               <a:graphicFrameLocks noChangeAspect="1"/>
@@ -424,7 +424,7 @@
                   <pic:spPr>
                     <a:xfrm>
                       <a:off x="0" y="0"/>
-                      <a:ext cx="5040000" cy="4825084"/>
+                      <a:ext cx="5040000" cy="4861668"/>
                     </a:xfrm>
                     <a:prstGeom prst="rect"/>
                   </pic:spPr>
@@ -2757,7 +2757,7 @@
       <w:r>
         <w:drawing>
           <wp:inline xmlns:a="http://schemas.openxmlformats.org/drawingml/2006/main" xmlns:pic="http://schemas.openxmlformats.org/drawingml/2006/picture">
-            <wp:extent cx="4860000" cy="7327324"/>
+            <wp:extent cx="4860000" cy="7136929"/>
             <wp:docPr id="3" name="Picture 3"/>
             <wp:cNvGraphicFramePr>
               <a:graphicFrameLocks noChangeAspect="1"/>
@@ -2778,7 +2778,7 @@
                   <pic:spPr>
                     <a:xfrm>
                       <a:off x="0" y="0"/>
-                      <a:ext cx="4860000" cy="7327324"/>
+                      <a:ext cx="4860000" cy="7136929"/>
                     </a:xfrm>
                     <a:prstGeom prst="rect"/>
                   </pic:spPr>
@@ -3210,7 +3210,7 @@
       <w:r>
         <w:drawing>
           <wp:inline xmlns:a="http://schemas.openxmlformats.org/drawingml/2006/main" xmlns:pic="http://schemas.openxmlformats.org/drawingml/2006/picture">
-            <wp:extent cx="5400000" cy="3133656"/>
+            <wp:extent cx="5400000" cy="3129298"/>
             <wp:docPr id="4" name="Picture 4"/>
             <wp:cNvGraphicFramePr>
               <a:graphicFrameLocks noChangeAspect="1"/>
@@ -3231,7 +3231,7 @@
                   <pic:spPr>
                     <a:xfrm>
                       <a:off x="0" y="0"/>
-                      <a:ext cx="5400000" cy="3133656"/>
+                      <a:ext cx="5400000" cy="3129298"/>
                     </a:xfrm>
                     <a:prstGeom prst="rect"/>
                   </pic:spPr>
@@ -3643,7 +3643,7 @@
               <w:rPr>
                 <w:sz w:val="19"/>
               </w:rPr>
-              <w:t>0.39 m3/h (0.22 to 0.71)</w:t>
+              <w:t>0.39 m3/h (range over the assumptions, 0.22 to 0.71)</w:t>
             </w:r>
           </w:p>
         </w:tc>

--- a/examples/projects/dr_timbo/reports/Dr_Timbo_Borehole_Completion_Report.docx
+++ b/examples/projects/dr_timbo/reports/Dr_Timbo_Borehole_Completion_Report.docx
@@ -351,7 +351,7 @@
       <w:r>
         <w:drawing>
           <wp:inline xmlns:a="http://schemas.openxmlformats.org/drawingml/2006/main" xmlns:pic="http://schemas.openxmlformats.org/drawingml/2006/picture">
-            <wp:extent cx="5040000" cy="4741824"/>
+            <wp:extent cx="5040000" cy="4797007"/>
             <wp:docPr id="1" name="Picture 1"/>
             <wp:cNvGraphicFramePr>
               <a:graphicFrameLocks noChangeAspect="1"/>
@@ -372,7 +372,7 @@
                   <pic:spPr>
                     <a:xfrm>
                       <a:off x="0" y="0"/>
-                      <a:ext cx="5040000" cy="4741824"/>
+                      <a:ext cx="5040000" cy="4797007"/>
                     </a:xfrm>
                     <a:prstGeom prst="rect"/>
                   </pic:spPr>
@@ -403,7 +403,7 @@
       <w:r>
         <w:drawing>
           <wp:inline xmlns:a="http://schemas.openxmlformats.org/drawingml/2006/main" xmlns:pic="http://schemas.openxmlformats.org/drawingml/2006/picture">
-            <wp:extent cx="5040000" cy="4825084"/>
+            <wp:extent cx="5040000" cy="4861668"/>
             <wp:docPr id="2" name="Picture 2"/>
             <wp:cNvGraphicFramePr>
               <a:graphicFrameLocks noChangeAspect="1"/>
@@ -424,7 +424,7 @@
                   <pic:spPr>
                     <a:xfrm>
                       <a:off x="0" y="0"/>
-                      <a:ext cx="5040000" cy="4825084"/>
+                      <a:ext cx="5040000" cy="4861668"/>
                     </a:xfrm>
                     <a:prstGeom prst="rect"/>
                   </pic:spPr>
@@ -2757,7 +2757,7 @@
       <w:r>
         <w:drawing>
           <wp:inline xmlns:a="http://schemas.openxmlformats.org/drawingml/2006/main" xmlns:pic="http://schemas.openxmlformats.org/drawingml/2006/picture">
-            <wp:extent cx="4860000" cy="7327324"/>
+            <wp:extent cx="4860000" cy="7136929"/>
             <wp:docPr id="3" name="Picture 3"/>
             <wp:cNvGraphicFramePr>
               <a:graphicFrameLocks noChangeAspect="1"/>
@@ -2778,7 +2778,7 @@
                   <pic:spPr>
                     <a:xfrm>
                       <a:off x="0" y="0"/>
-                      <a:ext cx="4860000" cy="7327324"/>
+                      <a:ext cx="4860000" cy="7136929"/>
                     </a:xfrm>
                     <a:prstGeom prst="rect"/>
                   </pic:spPr>
@@ -3210,7 +3210,7 @@
       <w:r>
         <w:drawing>
           <wp:inline xmlns:a="http://schemas.openxmlformats.org/drawingml/2006/main" xmlns:pic="http://schemas.openxmlformats.org/drawingml/2006/picture">
-            <wp:extent cx="5400000" cy="3133656"/>
+            <wp:extent cx="5400000" cy="3129298"/>
             <wp:docPr id="4" name="Picture 4"/>
             <wp:cNvGraphicFramePr>
               <a:graphicFrameLocks noChangeAspect="1"/>
@@ -3231,7 +3231,7 @@
                   <pic:spPr>
                     <a:xfrm>
                       <a:off x="0" y="0"/>
-                      <a:ext cx="5400000" cy="3133656"/>
+                      <a:ext cx="5400000" cy="3129298"/>
                     </a:xfrm>
                     <a:prstGeom prst="rect"/>
                   </pic:spPr>
@@ -5307,9 +5307,11 @@
     </w:p>
     <w:sectPr>
       <w:footerReference w:type="default" r:id="rId9"/>
+      <w:footerReference w:type="first" r:id="rId15"/>
       <w:pgSz w:w="11906" w:h="16838"/>
       <w:pgMar w:top="1417" w:right="1417" w:bottom="1417" w:left="1417" w:header="720" w:footer="720" w:gutter="0"/>
       <w:cols w:space="720"/>
+      <w:titlePg/>
       <w:docGrid w:linePitch="360"/>
     </w:sectPr>
   </w:body>
@@ -5327,9 +5329,84 @@
       <w:rPr>
         <w:sz w:val="18"/>
       </w:rPr>
+      <w:t xml:space="preserve">Document 46GB-J0HW-Q - page </w:t>
+    </w:r>
+    <w:r>
+      <w:rPr>
+        <w:sz w:val="18"/>
+      </w:rPr>
       <w:fldChar w:fldCharType="begin"/>
       <w:instrText xml:space="preserve"> PAGE </w:instrText>
       <w:fldChar w:fldCharType="end"/>
+    </w:r>
+  </w:p>
+</w:ftr>
+</file>
+
+<file path=word/footer2.xml><?xml version="1.0" encoding="utf-8"?>
+<w:ftr xmlns:m="http://schemas.openxmlformats.org/officeDocument/2006/math" xmlns:mc="http://schemas.openxmlformats.org/markup-compatibility/2006" xmlns:mo="http://schemas.microsoft.com/office/mac/office/2008/main" xmlns:mv="urn:schemas-microsoft-com:mac:vml" xmlns:o="urn:schemas-microsoft-com:office:office" xmlns:r="http://schemas.openxmlformats.org/officeDocument/2006/relationships" xmlns:v="urn:schemas-microsoft-com:vml" xmlns:w10="urn:schemas-microsoft-com:office:word" xmlns:w14="http://schemas.microsoft.com/office/word/2010/wordml" xmlns:w="http://schemas.openxmlformats.org/wordprocessingml/2006/main" xmlns:wne="http://schemas.microsoft.com/office/word/2006/wordml" xmlns:wp14="http://schemas.microsoft.com/office/word/2010/wordprocessingDrawing" xmlns:wp="http://schemas.openxmlformats.org/drawingml/2006/wordprocessingDrawing" xmlns:wpc="http://schemas.microsoft.com/office/word/2010/wordprocessingCanvas" xmlns:wpg="http://schemas.microsoft.com/office/word/2010/wordprocessingGroup" xmlns:wpi="http://schemas.microsoft.com/office/word/2010/wordprocessingInk" xmlns:wps="http://schemas.microsoft.com/office/word/2010/wordprocessingShape" mc:Ignorable="w14 wp14">
+  <w:p>
+    <w:pPr>
+      <w:pStyle w:val="Footer"/>
+      <w:jc w:val="center"/>
+    </w:pPr>
+    <w:r>
+      <w:drawing>
+        <wp:inline xmlns:a="http://schemas.openxmlformats.org/drawingml/2006/main" xmlns:pic="http://schemas.openxmlformats.org/drawingml/2006/picture">
+          <wp:extent cx="936000" cy="936000"/>
+          <wp:docPr id="1" name="Picture 1"/>
+          <wp:cNvGraphicFramePr>
+            <a:graphicFrameLocks noChangeAspect="1"/>
+          </wp:cNvGraphicFramePr>
+          <a:graphic>
+            <a:graphicData uri="http://schemas.openxmlformats.org/drawingml/2006/picture">
+              <pic:pic>
+                <pic:nvPicPr>
+                  <pic:cNvPr id="0" name="image.png"/>
+                  <pic:cNvPicPr/>
+                </pic:nvPicPr>
+                <pic:blipFill>
+                  <a:blip r:embed="rId1"/>
+                  <a:stretch>
+                    <a:fillRect/>
+                  </a:stretch>
+                </pic:blipFill>
+                <pic:spPr>
+                  <a:xfrm>
+                    <a:off x="0" y="0"/>
+                    <a:ext cx="936000" cy="936000"/>
+                  </a:xfrm>
+                  <a:prstGeom prst="rect"/>
+                </pic:spPr>
+              </pic:pic>
+            </a:graphicData>
+          </a:graphic>
+        </wp:inline>
+      </w:drawing>
+    </w:r>
+  </w:p>
+  <w:p>
+    <w:pPr>
+      <w:jc w:val="center"/>
+    </w:pPr>
+    <w:r>
+      <w:rPr>
+        <w:b/>
+        <w:sz w:val="18"/>
+      </w:rPr>
+      <w:t>Document code 46GB-J0HW-Q</w:t>
+    </w:r>
+  </w:p>
+  <w:p>
+    <w:pPr>
+      <w:jc w:val="center"/>
+    </w:pPr>
+    <w:r>
+      <w:rPr>
+        <w:i/>
+        <w:sz w:val="15"/>
+      </w:rPr>
+      <w:t>This code names the document as it was issued. The Verify a document page of the Groundwater Toolkit, or the command groundwater verify, checks a copy against it and needs no network.</w:t>
     </w:r>
   </w:p>
 </w:ftr>
@@ -29515,6 +29592,54 @@
 </a:theme>
 </file>
 
+<file path=customXml/groundwater-manifest.xml><?xml version="1.0" encoding="utf-8"?>
+<manifest xmlns="urn:groundwater-toolkit:manifest" format="1">
+  <document kind="completion" title="Borehole Completion Report - Dr. Timbo's Residence" issued="" code="46GB-J0HW-Q"/>
+  <engine name="groundwater-python" version="0.3.0"/>
+  <calibration name="the toolkit's provisional default from PLAN.md step 3.3, adopted by no named person and not calibrated against drilled outcomes" sha256="8e8a1a20b2e9126cc9f7e17533a42ae08cde10e2bc22cdbcc08ffd2de3ba53a6"/>
+  <readiness state="not_ready">
+    <item state="unmet" title="Field data" by="" reason=""/>
+    <item state="unmet" title="Site position" by="" reason=""/>
+    <item state="unmet" title="Yield established" by="" reason=""/>
+  </readiness>
+  <evidence>
+    <file what="drilling log" name="dr_timbo_drilling_log.xlsx" sha256="a6a3c10de2744ca032029dcb288eee50d0eeb3a09c6d4ef01bbfdaca79feb5d5"/>
+    <file what="pumping test sheet" name="dr_timbo_constant_test.xlsx" sha256="eb916e3577e3be28df6c43af1fce6430afc32fb6c3ddf70ea092804730b494ca"/>
+    <file what="water quality sheet" name="dr_timbo_water_quality.xlsx" sha256="e9dea5766770726f8922752999af9bd8a740ee2eaaccce83032991a05ecb7447"/>
+  </evidence>
+  <parts>
+    <part name="[Content_Types].xml" sha256="b5e12bdc7aa6c0e913ca35305a16c0a2c2d23cdf1b5c0a2b6e64ce579817701f"/>
+    <part name="_rels/.rels" sha256="a9ae57efe9186f07d48303bcac5d54c7e359bf3f503939c03ad2954e5c59a5c4"/>
+    <part name="customXml/_rels/item1.xml.rels" sha256="1ca6c9a64edcebe24ee703a54403611b322d96da33371779e742d2d3f7ed7a6c"/>
+    <part name="customXml/item1.xml" sha256="a86086ffc5d8e83ebd6c71a55d1d2efaa31b137977f5f3a752366e1023612144"/>
+    <part name="customXml/itemProps1.xml" sha256="c542307b13ec29a8b546217bb37936ab4822e044b265d2952985ec3d6afed24e"/>
+    <part name="docProps/app.xml" sha256="be664981c3141cddfc59362beb287ebf20d0773660e2dd6faac5968a5930a081"/>
+    <part name="docProps/core.xml" sha256="88fcf614795bbe399df9948777ef62ea53e139552a5887b361ee003fcfdad97a"/>
+    <part name="docProps/thumbnail.jpeg" sha256="96367138dc44ce09bf2c8f0f8e49348a1478d2c5c0af69bbc2bbc38b63cdcead"/>
+    <part name="word/_rels/document.xml.rels" sha256="51ebcad177ce92f436486646c13f395bc78c9eb5e53ef5f85ae1faaff7a797e3"/>
+    <part name="word/_rels/footer2.xml.rels" sha256="8b4b49686ebaebe073d0c5d438d1255a4dc48f7fd833ee3bc778908384e254ab"/>
+    <part name="word/document.xml" sha256="c0d6b5a2d77afccf4834c88ef3a634c27623a49fc93fcc1e3f4f1c71a85f07f3"/>
+    <part name="word/fontTable.xml" sha256="79385fb7f60247507ecaffc292e9ebd52ea0657b8634f629ba6fccc54011d6bb"/>
+    <part name="word/media/image1.png" sha256="1b4694114a93153abe02edec1e2ce5be91821626d39484e719ed7d469493f6bd"/>
+    <part name="word/media/image2.png" sha256="5dfe6ff7ec95ef865550621136f5da7cc6ddef17f9d6560c1a5cbf17f4f02caa"/>
+    <part name="word/media/image3.png" sha256="d34e38beb0c7f12ee22607b39c3960972aa4076d6cc098f25d74025c39faadfd"/>
+    <part name="word/media/image4.png" sha256="0cc32e6282dbbefc3d187a42569285e5182de9faf13102e0e0fb07738b8e88de"/>
+    <part name="word/media/image5.png" sha256="cf4b6b2004b02cdc49713027ce7b00aa3d07c55d9309594dfb1419be3739a947"/>
+    <part name="word/numbering.xml" sha256="70976f19cbcd896e51890859fe6ecb3467a5a7ad0c040160fedc5a1993cb09ce"/>
+    <part name="word/settings.xml" sha256="33664ed5a3e12a24b9936e7efe376f26e9243c02de33a1f343de92f62f9b969c"/>
+    <part name="word/styles.xml" sha256="0c50f7c7a0a1a50339b87cda05e9d391ee9b64792efa029726495ba4ef4e8123"/>
+    <part name="word/stylesWithEffects.xml" sha256="463ae0928cf0d84775dbf8cf18d6c3029f6707c81bf590f6d6dd8757a5e93f15"/>
+    <part name="word/theme/theme1.xml" sha256="e3a8ab7db9ca7afca56f5f2820a56e8b660016c647773555b060b0a02ac76941"/>
+    <part name="word/webSettings.xml" sha256="349d36de7434d09f86987ff671d8814964a0588c1e630c06e562cda7e75e9f95"/>
+  </parts>
+  <carriers>
+    <part name="word/footer1.xml" sha256="debc54464b5e40e4cb369070d1cd83a136788d82da8482532be033f67e7325c3"/>
+    <part name="word/footer2.xml" sha256="6690c12276f8e11a602624f50f0b68916ee20d03e868374ef515410960b6151e"/>
+    <part name="word/media/image6.png" sha256="05bc0c836862c0b9d68b678ae59a607b1ceb3dbfc3a2d037d28bc0d3c7277002"/>
+  </carriers>
+</manifest>
+</file>
+
 <file path=customXml/item1.xml><?xml version="1.0" encoding="utf-8"?>
 <b:Sources xmlns:b="http://schemas.openxmlformats.org/officeDocument/2006/bibliography" xmlns="http://schemas.openxmlformats.org/officeDocument/2006/bibliography" SelectedStyle="/APA.XSL" StyleName="APA"/>
 </file>
